--- a/通信ETF报告/通信ETF研究报告_AI_Infra视角_AI原稿.docx
+++ b/通信ETF报告/通信ETF研究报告_AI_Infra视角_AI原稿.docx
@@ -60,6 +60,7 @@
       <w:pPr>
         <w:jc w:val="center"/>
         <w:rPr>
+          <w:rFonts w:hint="eastAsia"/>
           <w:color w:val="999999"/>
           <w:sz w:val="18"/>
           <w:lang w:eastAsia="zh-CN"/>
@@ -78,7 +79,6 @@
       <w:pPr>
         <w:pStyle w:val="1"/>
         <w:rPr>
-          <w:rFonts w:hint="eastAsia"/>
           <w:lang w:eastAsia="zh-CN"/>
         </w:rPr>
       </w:pPr>
@@ -216,7 +216,7 @@
       <w:pPr>
         <w:pStyle w:val="1"/>
         <w:rPr>
-          <w:rFonts w:ascii="MS Gothic" w:eastAsia="宋体" w:hAnsi="MS Gothic" w:cs="MS Gothic"/>
+          <w:rFonts w:ascii="MS Gothic" w:eastAsia="宋体" w:hAnsi="MS Gothic" w:cs="MS Gothic" w:hint="eastAsia"/>
           <w:lang w:eastAsia="zh-CN"/>
         </w:rPr>
       </w:pPr>
@@ -246,7 +246,6 @@
       <w:pPr>
         <w:pStyle w:val="1"/>
         <w:rPr>
-          <w:rFonts w:hint="eastAsia"/>
           <w:lang w:eastAsia="zh-CN"/>
         </w:rPr>
       </w:pPr>
@@ -297,6 +296,7 @@
       <w:pPr>
         <w:ind w:firstLine="420"/>
         <w:rPr>
+          <w:rFonts w:hint="eastAsia"/>
           <w:lang w:eastAsia="zh-CN"/>
         </w:rPr>
       </w:pPr>
@@ -311,7 +311,6 @@
       <w:pPr>
         <w:pStyle w:val="21"/>
         <w:rPr>
-          <w:rFonts w:hint="eastAsia"/>
           <w:lang w:eastAsia="zh-CN"/>
         </w:rPr>
       </w:pPr>
@@ -420,14 +419,14 @@
         <w:rPr>
           <w:lang w:eastAsia="zh-CN"/>
         </w:rPr>
-        <w:t>际旭创海外</w:t>
+        <w:t>际旭创海外营</w:t>
       </w:r>
       <w:proofErr w:type="gramEnd"/>
       <w:r>
         <w:rPr>
           <w:lang w:eastAsia="zh-CN"/>
         </w:rPr>
-        <w:t>营收占比86%，新易盛78%-94%[18]，中国光模块厂商在北美AI数据中心市场中已经占据绝对主导地位，全球前10光模块厂商中国占7席。第二，国内AI</w:t>
+        <w:t>收占比86%，新易盛78%-94%[18]，中国光模块厂商在北美AI数据中心市场中已经占据绝对主导地位，全球前10光模块厂商中国占7席。第二，国内AI</w:t>
       </w:r>
       <w:proofErr w:type="gramStart"/>
       <w:r>
@@ -462,6 +461,7 @@
       <w:pPr>
         <w:spacing w:after="40"/>
         <w:rPr>
+          <w:rFonts w:hint="eastAsia"/>
           <w:color w:val="888888"/>
           <w:sz w:val="18"/>
           <w:lang w:eastAsia="zh-CN"/>
@@ -480,6 +480,7 @@
       <w:pPr>
         <w:spacing w:after="40"/>
         <w:rPr>
+          <w:rFonts w:hint="eastAsia"/>
           <w:color w:val="888888"/>
           <w:sz w:val="18"/>
           <w:lang w:eastAsia="zh-CN"/>
@@ -498,6 +499,7 @@
       <w:pPr>
         <w:spacing w:after="40"/>
         <w:rPr>
+          <w:rFonts w:hint="eastAsia"/>
           <w:color w:val="888888"/>
           <w:sz w:val="18"/>
           <w:lang w:eastAsia="zh-CN"/>
@@ -517,6 +519,7 @@
       <w:pPr>
         <w:spacing w:after="40"/>
         <w:rPr>
+          <w:rFonts w:hint="eastAsia"/>
           <w:color w:val="888888"/>
           <w:sz w:val="18"/>
           <w:lang w:eastAsia="zh-CN"/>
@@ -552,7 +555,6 @@
       <w:pPr>
         <w:pStyle w:val="1"/>
         <w:rPr>
-          <w:rFonts w:hint="eastAsia"/>
           <w:lang w:eastAsia="zh-CN"/>
         </w:rPr>
       </w:pPr>
@@ -615,7 +617,6 @@
       <w:pPr>
         <w:pStyle w:val="21"/>
         <w:rPr>
-          <w:rFonts w:hint="eastAsia"/>
           <w:lang w:eastAsia="zh-CN"/>
         </w:rPr>
       </w:pPr>
@@ -879,7 +880,6 @@
       <w:pPr>
         <w:pStyle w:val="21"/>
         <w:rPr>
-          <w:rFonts w:hint="eastAsia"/>
           <w:lang w:eastAsia="zh-CN"/>
         </w:rPr>
       </w:pPr>
@@ -1120,14 +1120,14 @@
         <w:rPr>
           <w:lang w:eastAsia="zh-CN"/>
         </w:rPr>
-        <w:t>基础设施方面持续投入。中国光模块厂商凭借性价比优势和快速响应能力，在非美市场中具备较强的竞争力。但需要客观指出的是，美国市场（通过北美</w:t>
+        <w:t>基础设施方面持续投入。中国光模块厂商凭借性价比优势和快速响应能力，在非美市场中具备较强的竞争力。但需要客观指出的是，美国市场（通过北</w:t>
       </w:r>
       <w:r>
         <w:rPr>
           <w:lang w:eastAsia="zh-CN"/>
         </w:rPr>
         <w:lastRenderedPageBreak/>
-        <w:t>CSP间接采购）仍然是中国光模块企业最大的单一市场，其营收贡献占比极高[18]，这使得通信ETF的盈利对中美关系具有一定的敏感性。</w:t>
+        <w:t>美CSP间接采购）仍然是中国光模块企业最大的单一市场，其营收贡献占比极高[18]，这使得通信ETF的盈利对中美关系具有一定的敏感性。</w:t>
       </w:r>
     </w:p>
     <w:p>
@@ -1187,7 +1187,6 @@
       <w:pPr>
         <w:pStyle w:val="21"/>
         <w:rPr>
-          <w:rFonts w:hint="eastAsia"/>
           <w:lang w:eastAsia="zh-CN"/>
         </w:rPr>
       </w:pPr>
@@ -1404,7 +1403,6 @@
       <w:pPr>
         <w:pStyle w:val="21"/>
         <w:rPr>
-          <w:rFonts w:hint="eastAsia"/>
           <w:lang w:eastAsia="zh-CN"/>
         </w:rPr>
       </w:pPr>
@@ -1570,94 +1568,95 @@
       <w:pPr>
         <w:spacing w:after="40"/>
         <w:rPr>
-          <w:rFonts w:hint="eastAsia"/>
-          <w:lang w:eastAsia="zh-CN"/>
-        </w:rPr>
-      </w:pPr>
-      <w:r>
-        <w:rPr>
           <w:color w:val="888888"/>
           <w:sz w:val="18"/>
           <w:lang w:eastAsia="zh-CN"/>
         </w:rPr>
-        <w:t xml:space="preserve">参考资料：[3] </w:t>
-      </w:r>
-      <w:proofErr w:type="gramStart"/>
+      </w:pPr>
       <w:r>
         <w:rPr>
           <w:color w:val="888888"/>
           <w:sz w:val="18"/>
           <w:lang w:eastAsia="zh-CN"/>
         </w:rPr>
-        <w:t>https://fundf10.eastmoney.com/515050.html  [</w:t>
-      </w:r>
-      <w:proofErr w:type="gramEnd"/>
-      <w:r>
+        <w:t>参考资料：</w:t>
+      </w:r>
+    </w:p>
+    <w:p>
+      <w:pPr>
+        <w:spacing w:after="40"/>
         <w:rPr>
           <w:color w:val="888888"/>
           <w:sz w:val="18"/>
           <w:lang w:eastAsia="zh-CN"/>
         </w:rPr>
-        <w:t xml:space="preserve">6] </w:t>
-      </w:r>
-      <w:proofErr w:type="gramStart"/>
+      </w:pPr>
       <w:r>
         <w:rPr>
           <w:color w:val="888888"/>
           <w:sz w:val="18"/>
           <w:lang w:eastAsia="zh-CN"/>
         </w:rPr>
-        <w:t>https://fundf10.eastmoney.com/515880.html  [</w:t>
-      </w:r>
-      <w:proofErr w:type="gramEnd"/>
-      <w:r>
+        <w:t xml:space="preserve">[3] https://fundf10.eastmoney.com/515050.html  </w:t>
+      </w:r>
+    </w:p>
+    <w:p>
+      <w:pPr>
+        <w:spacing w:after="40"/>
         <w:rPr>
           <w:color w:val="888888"/>
           <w:sz w:val="18"/>
           <w:lang w:eastAsia="zh-CN"/>
         </w:rPr>
-        <w:t xml:space="preserve">10] </w:t>
-      </w:r>
-      <w:proofErr w:type="gramStart"/>
+      </w:pPr>
       <w:r>
         <w:rPr>
           <w:color w:val="888888"/>
           <w:sz w:val="18"/>
           <w:lang w:eastAsia="zh-CN"/>
         </w:rPr>
-        <w:t>https://fiber.ofweek.com/2025-09/ART-210001-8420-30670834.html  [</w:t>
-      </w:r>
-      <w:proofErr w:type="gramEnd"/>
-      <w:r>
+        <w:t xml:space="preserve">[6] https://fundf10.eastmoney.com/515880.html  </w:t>
+      </w:r>
+    </w:p>
+    <w:p>
+      <w:pPr>
+        <w:spacing w:after="40"/>
         <w:rPr>
           <w:color w:val="888888"/>
           <w:sz w:val="18"/>
           <w:lang w:eastAsia="zh-CN"/>
         </w:rPr>
-        <w:t xml:space="preserve">13] </w:t>
-      </w:r>
-      <w:proofErr w:type="gramStart"/>
+      </w:pPr>
       <w:r>
         <w:rPr>
           <w:color w:val="888888"/>
           <w:sz w:val="18"/>
           <w:lang w:eastAsia="zh-CN"/>
         </w:rPr>
-        <w:t>https://36kr.com/p/3671485690634882  [</w:t>
-      </w:r>
-      <w:proofErr w:type="gramEnd"/>
-      <w:r>
+        <w:t xml:space="preserve">[10] https://fiber.ofweek.com/2025-09/ART-210001-8420-30670834.html  </w:t>
+      </w:r>
+    </w:p>
+    <w:p>
+      <w:pPr>
+        <w:spacing w:after="40"/>
         <w:rPr>
           <w:color w:val="888888"/>
           <w:sz w:val="18"/>
           <w:lang w:eastAsia="zh-CN"/>
         </w:rPr>
-        <w:t>22] https://www.nbd.com.cn/articles/2026-03-02/4274629.html</w:t>
+      </w:pPr>
+      <w:r>
+        <w:rPr>
+          <w:color w:val="888888"/>
+          <w:sz w:val="18"/>
+          <w:lang w:eastAsia="zh-CN"/>
+        </w:rPr>
+        <w:t xml:space="preserve">[13] https://36kr.com/p/3671485690634882  </w:t>
       </w:r>
     </w:p>
     <w:p>
       <w:pPr>
-        <w:pStyle w:val="21"/>
+        <w:spacing w:after="40"/>
         <w:rPr>
           <w:rFonts w:hint="eastAsia"/>
           <w:lang w:eastAsia="zh-CN"/>
@@ -1665,86 +1664,53 @@
       </w:pPr>
       <w:r>
         <w:rPr>
-          <w:lang w:eastAsia="zh-CN"/>
-        </w:rPr>
-        <w:t>（五）</w:t>
-      </w:r>
-      <w:r>
-        <w:rPr>
-          <w:rFonts w:ascii="微软雅黑" w:eastAsia="微软雅黑" w:hAnsi="微软雅黑" w:cs="微软雅黑" w:hint="eastAsia"/>
-          <w:lang w:eastAsia="zh-CN"/>
-        </w:rPr>
-        <w:t>议</w:t>
-      </w:r>
-      <w:r>
-        <w:rPr>
-          <w:rFonts w:ascii="MS Gothic" w:eastAsia="MS Gothic" w:hAnsi="MS Gothic" w:cs="MS Gothic" w:hint="eastAsia"/>
-          <w:lang w:eastAsia="zh-CN"/>
-        </w:rPr>
-        <w:t>价能力与增</w:t>
-      </w:r>
-      <w:r>
-        <w:rPr>
-          <w:rFonts w:ascii="微软雅黑" w:eastAsia="微软雅黑" w:hAnsi="微软雅黑" w:cs="微软雅黑" w:hint="eastAsia"/>
-          <w:lang w:eastAsia="zh-CN"/>
-        </w:rPr>
-        <w:t>长弹</w:t>
-      </w:r>
-      <w:r>
-        <w:rPr>
-          <w:lang w:eastAsia="zh-CN"/>
-        </w:rPr>
-        <w:t>性</w:t>
+          <w:color w:val="888888"/>
+          <w:sz w:val="18"/>
+          <w:lang w:eastAsia="zh-CN"/>
+        </w:rPr>
+        <w:t>[22] https://www.nbd.com.cn/articles/2026-03-02/4274629.html</w:t>
       </w:r>
     </w:p>
     <w:p>
       <w:pPr>
-        <w:ind w:firstLine="420"/>
-        <w:rPr>
-          <w:rFonts w:hint="eastAsia"/>
-          <w:lang w:eastAsia="zh-CN"/>
-        </w:rPr>
-      </w:pPr>
-      <w:r>
-        <w:rPr>
-          <w:lang w:eastAsia="zh-CN"/>
-        </w:rPr>
-        <w:t>光模块行业的议价能力呈现明显的分层特征。一线龙头（中</w:t>
-      </w:r>
-      <w:proofErr w:type="gramStart"/>
-      <w:r>
-        <w:rPr>
-          <w:lang w:eastAsia="zh-CN"/>
-        </w:rPr>
-        <w:t>际旭创</w:t>
-      </w:r>
-      <w:proofErr w:type="gramEnd"/>
-      <w:r>
-        <w:rPr>
-          <w:lang w:eastAsia="zh-CN"/>
-        </w:rPr>
-        <w:t>、新易盛）具备较强的独立议价能力：它们是全球CSP的直供商，拥有品牌溢价和产能规模优势，在1.6T</w:t>
-      </w:r>
+        <w:pStyle w:val="21"/>
+        <w:rPr>
+          <w:lang w:eastAsia="zh-CN"/>
+        </w:rPr>
+      </w:pPr>
       <w:r>
         <w:rPr>
           <w:lang w:eastAsia="zh-CN"/>
         </w:rPr>
         <w:lastRenderedPageBreak/>
-        <w:t>等新产品上能够获得更高的ASP和更优的利润率。二线厂商（</w:t>
-      </w:r>
-      <w:proofErr w:type="gramStart"/>
-      <w:r>
-        <w:rPr>
-          <w:lang w:eastAsia="zh-CN"/>
-        </w:rPr>
-        <w:t>天孚通信</w:t>
-      </w:r>
-      <w:proofErr w:type="gramEnd"/>
-      <w:r>
-        <w:rPr>
-          <w:lang w:eastAsia="zh-CN"/>
-        </w:rPr>
-        <w:t>、剑桥科技等）在特定细分领域（如TROSA封装、CW光源等）具备一定的差异化优势，能够分享行业增长红利但议价能力弱于一线。三线厂商则更多依赖价格竞争获取订单，在行业景气度上行时可以享受产能红利，但下行期面临更大的毛利压力。</w:t>
+        <w:t>（五）</w:t>
+      </w:r>
+      <w:r>
+        <w:rPr>
+          <w:rFonts w:ascii="微软雅黑" w:eastAsia="微软雅黑" w:hAnsi="微软雅黑" w:cs="微软雅黑" w:hint="eastAsia"/>
+          <w:lang w:eastAsia="zh-CN"/>
+        </w:rPr>
+        <w:t>议</w:t>
+      </w:r>
+      <w:r>
+        <w:rPr>
+          <w:rFonts w:ascii="MS Gothic" w:eastAsia="MS Gothic" w:hAnsi="MS Gothic" w:cs="MS Gothic" w:hint="eastAsia"/>
+          <w:lang w:eastAsia="zh-CN"/>
+        </w:rPr>
+        <w:t>价能力与增</w:t>
+      </w:r>
+      <w:r>
+        <w:rPr>
+          <w:rFonts w:ascii="微软雅黑" w:eastAsia="微软雅黑" w:hAnsi="微软雅黑" w:cs="微软雅黑" w:hint="eastAsia"/>
+          <w:lang w:eastAsia="zh-CN"/>
+        </w:rPr>
+        <w:t>长弹</w:t>
+      </w:r>
+      <w:r>
+        <w:rPr>
+          <w:lang w:eastAsia="zh-CN"/>
+        </w:rPr>
+        <w:t>性</w:t>
       </w:r>
     </w:p>
     <w:p>
@@ -1759,35 +1725,35 @@
         <w:rPr>
           <w:lang w:eastAsia="zh-CN"/>
         </w:rPr>
-        <w:t>从增长的线性与非线性的角度来看，光模块行业同时包含线性和非线性增长元素。线性部分来自量的增长——随着全球AI</w:t>
+        <w:t>光模块行业的议价能力呈现明显的分层特征。一线龙头（中</w:t>
       </w:r>
       <w:proofErr w:type="gramStart"/>
       <w:r>
         <w:rPr>
           <w:lang w:eastAsia="zh-CN"/>
         </w:rPr>
-        <w:t>算力规模</w:t>
+        <w:t>际旭创</w:t>
       </w:r>
       <w:proofErr w:type="gramEnd"/>
       <w:r>
         <w:rPr>
           <w:lang w:eastAsia="zh-CN"/>
         </w:rPr>
-        <w:t>的扩大，光模块的出货量自然增长。非线性部分来自代际升级带来的ASP跳升和利润率提升——800G到1.6T不仅是速率的翻倍，更伴随着光学设计复杂度的</w:t>
+        <w:t>、新易盛）具备较强的独立议价能力：它们是全球CSP的直供商，拥有品牌溢价和产能规模优势，在1.6T等新产品上能够获得更高的ASP和更优的利润率。二线厂商（</w:t>
       </w:r>
       <w:proofErr w:type="gramStart"/>
       <w:r>
         <w:rPr>
           <w:lang w:eastAsia="zh-CN"/>
         </w:rPr>
-        <w:t>指数级增加</w:t>
+        <w:t>天孚通信</w:t>
       </w:r>
       <w:proofErr w:type="gramEnd"/>
       <w:r>
         <w:rPr>
           <w:lang w:eastAsia="zh-CN"/>
         </w:rPr>
-        <w:t>和良率爬坡过程中的超额利润。2026年1.6T进入放量阶段，这一非线性增长逻辑对板块利润的弹性贡献值得重点关注。</w:t>
+        <w:t>、剑桥科技等）在特定细分领域（如TROSA封装、CW光源等）具备一定的差异化优势，能够分享行业增长红利但议价能力弱于一线。三线厂商则更多依赖价格竞争获取订单，在行业景气度上行时可以享受产能红利，但下行期面临更大的毛利压力。</w:t>
       </w:r>
     </w:p>
     <w:p>
@@ -1802,53 +1768,96 @@
         <w:rPr>
           <w:lang w:eastAsia="zh-CN"/>
         </w:rPr>
-        <w:t>历史可比产业方面，光模块行业当前的状态与2019-2021年的半导体</w:t>
+        <w:t>从增长的线性与非线性的角度来看，光模块行业同时包含线性和非线性增长元素。线性部分来自量的增长——随着全球AI</w:t>
       </w:r>
       <w:proofErr w:type="gramStart"/>
       <w:r>
         <w:rPr>
           <w:lang w:eastAsia="zh-CN"/>
         </w:rPr>
-        <w:t>封测行业</w:t>
+        <w:t>算力规模</w:t>
       </w:r>
       <w:proofErr w:type="gramEnd"/>
       <w:r>
         <w:rPr>
           <w:lang w:eastAsia="zh-CN"/>
         </w:rPr>
-        <w:t>有相似之处：都是中国企业在全球产业链中占据主导地位的环节，都受益于下游需求的结构性升级（</w:t>
+        <w:t>的扩大，光模块的出货量自然增长。非线性部分来自代际升级带来的ASP跳升和利润率提升——800G到1.6T不仅是速率的翻倍，更伴随着光学设计复杂度的</w:t>
       </w:r>
       <w:proofErr w:type="gramStart"/>
       <w:r>
         <w:rPr>
           <w:lang w:eastAsia="zh-CN"/>
         </w:rPr>
-        <w:t>半导体封测受益</w:t>
+        <w:t>指数级增加</w:t>
       </w:r>
       <w:proofErr w:type="gramEnd"/>
       <w:r>
         <w:rPr>
           <w:lang w:eastAsia="zh-CN"/>
         </w:rPr>
-        <w:t>于先进封装需求，光模块受益于AI互联需求），都处于产能扩张和产品升级的共振期。回看半导体</w:t>
-      </w:r>
-      <w:proofErr w:type="gramStart"/>
-      <w:r>
-        <w:rPr>
-          <w:lang w:eastAsia="zh-CN"/>
-        </w:rPr>
-        <w:t>封测行业</w:t>
-      </w:r>
-      <w:proofErr w:type="gramEnd"/>
-      <w:r>
-        <w:rPr>
-          <w:lang w:eastAsia="zh-CN"/>
-        </w:rPr>
-        <w:t>在2019-2021年的表现，相关龙头在两年内实现了3-5倍的涨幅，此后虽有回调但未回到起点。这一历史经验暗示，光模块行业的这轮景气周期可能还有相当的持续性，但投资者也需警惕"后视镜"偏差——每个产业周期的具体形态都不会完全重复。</w:t>
+        <w:t>和良率爬坡过程中的超额利润。2026年1.6T进入放量阶段，这一非线性增长逻辑对板块利润的弹性贡献值得重点关注。</w:t>
       </w:r>
     </w:p>
     <w:p>
       <w:pPr>
+        <w:ind w:firstLine="420"/>
+        <w:rPr>
+          <w:rFonts w:hint="eastAsia"/>
+          <w:lang w:eastAsia="zh-CN"/>
+        </w:rPr>
+      </w:pPr>
+      <w:r>
+        <w:rPr>
+          <w:lang w:eastAsia="zh-CN"/>
+        </w:rPr>
+        <w:t>历史可比产业方面，光模块行业当前的状态与2019-2021年的半导体</w:t>
+      </w:r>
+      <w:proofErr w:type="gramStart"/>
+      <w:r>
+        <w:rPr>
+          <w:lang w:eastAsia="zh-CN"/>
+        </w:rPr>
+        <w:t>封测行业</w:t>
+      </w:r>
+      <w:proofErr w:type="gramEnd"/>
+      <w:r>
+        <w:rPr>
+          <w:lang w:eastAsia="zh-CN"/>
+        </w:rPr>
+        <w:t>有相似之处：都是中国企业在全球产业链中占据主导地位的环节，都受益于下游需求的结构性升级（</w:t>
+      </w:r>
+      <w:proofErr w:type="gramStart"/>
+      <w:r>
+        <w:rPr>
+          <w:lang w:eastAsia="zh-CN"/>
+        </w:rPr>
+        <w:t>半导体封测受益</w:t>
+      </w:r>
+      <w:proofErr w:type="gramEnd"/>
+      <w:r>
+        <w:rPr>
+          <w:lang w:eastAsia="zh-CN"/>
+        </w:rPr>
+        <w:t>于先进封装需求，光模块受益于AI互联需求），都处于产能扩张和产品升级的共振期。回看半导体</w:t>
+      </w:r>
+      <w:proofErr w:type="gramStart"/>
+      <w:r>
+        <w:rPr>
+          <w:lang w:eastAsia="zh-CN"/>
+        </w:rPr>
+        <w:t>封测行业</w:t>
+      </w:r>
+      <w:proofErr w:type="gramEnd"/>
+      <w:r>
+        <w:rPr>
+          <w:lang w:eastAsia="zh-CN"/>
+        </w:rPr>
+        <w:t>在2019-2021年的表现，相关龙头在两年内实现了3-5倍的涨幅，此后虽有回调但未回到起点。这一历史经验暗示，光模块行业的这轮景气周期可能还有相当的持续性，但投资者也需警惕"后视镜"偏差——每个产业周期的具体形态都不会完全重复。</w:t>
+      </w:r>
+    </w:p>
+    <w:p>
+      <w:pPr>
         <w:spacing w:after="40"/>
         <w:rPr>
           <w:rFonts w:hint="eastAsia"/>
@@ -1904,37 +1913,57 @@
       <w:pPr>
         <w:pStyle w:val="21"/>
         <w:rPr>
-          <w:rFonts w:hint="eastAsia"/>
-        </w:rPr>
-      </w:pPr>
-      <w:r>
+          <w:lang w:eastAsia="zh-CN"/>
+        </w:rPr>
+      </w:pPr>
+      <w:r>
+        <w:rPr>
+          <w:lang w:eastAsia="zh-CN"/>
+        </w:rPr>
         <w:t>（六）次要矛盾：</w:t>
       </w:r>
       <w:r>
+        <w:rPr>
+          <w:lang w:eastAsia="zh-CN"/>
+        </w:rPr>
         <w:t>5G-A</w:t>
       </w:r>
       <w:r>
+        <w:rPr>
+          <w:lang w:eastAsia="zh-CN"/>
+        </w:rPr>
         <w:t>与</w:t>
       </w:r>
       <w:r>
+        <w:rPr>
+          <w:lang w:eastAsia="zh-CN"/>
+        </w:rPr>
         <w:t>6G</w:t>
       </w:r>
       <w:r>
+        <w:rPr>
+          <w:lang w:eastAsia="zh-CN"/>
+        </w:rPr>
         <w:t>星</w:t>
       </w:r>
       <w:r>
         <w:rPr>
           <w:rFonts w:ascii="微软雅黑" w:eastAsia="微软雅黑" w:hAnsi="微软雅黑" w:cs="微软雅黑" w:hint="eastAsia"/>
+          <w:lang w:eastAsia="zh-CN"/>
         </w:rPr>
         <w:t>间</w:t>
       </w:r>
       <w:r>
         <w:rPr>
           <w:rFonts w:ascii="MS Gothic" w:eastAsia="MS Gothic" w:hAnsi="MS Gothic" w:cs="MS Gothic" w:hint="eastAsia"/>
+          <w:lang w:eastAsia="zh-CN"/>
         </w:rPr>
         <w:t>通</w:t>
       </w:r>
       <w:r>
+        <w:rPr>
+          <w:lang w:eastAsia="zh-CN"/>
+        </w:rPr>
         <w:t>信</w:t>
       </w:r>
     </w:p>
@@ -1947,13 +1976,10 @@
         </w:rPr>
       </w:pPr>
       <w:r>
-        <w:t>在以AI Infra为主要矛盾的同时，5G-A和6G星间通信构成了值得关注的次要矛盾。</w:t>
-      </w:r>
-      <w:r>
-        <w:rPr>
-          <w:lang w:eastAsia="zh-CN"/>
-        </w:rPr>
-        <w:t>5G-A（5G-Advanced）已于2024年进入规模商用阶段，国内三大运营商在2025年持续推进5G-A网络覆盖。但客观来看，5G-A对通信设备产业链的增量贡献相对有限——它更多是5G网络的增强而非全新建设周期，对应的资本开支增量远不如AI数据中心来得显著。6G方面，2025年6月ITU正式启动6G</w:t>
+        <w:rPr>
+          <w:lang w:eastAsia="zh-CN"/>
+        </w:rPr>
+        <w:t>在以AI Infra为主要矛盾的同时，5G-A和6G星间通信构成了值得关注的次要矛盾。5G-A（5G-Advanced）已于2024年进入规模商用阶段，国内三大运营商在2025年持续推进5G-A网络覆盖。但客观来看，5G-A对通信设备产业链的增量贡献相对有限——它更多是5G网络的增强而非全新建设周期，对应的资本开支增量远不如AI数据中心来得显著。6G方面，2025年6月ITU正式启动6G</w:t>
       </w:r>
       <w:proofErr w:type="gramStart"/>
       <w:r>
@@ -1967,7 +1993,14 @@
         <w:rPr>
           <w:lang w:eastAsia="zh-CN"/>
         </w:rPr>
-        <w:t>中国政府工作报告首次将6G纳入其中，表明政策层面对该领域的重视。但6G商用预计在2030年，当前仍处于标准制定和关键技术验证的早期阶段。</w:t>
+        <w:t>中国政府工作报告首次将6G</w:t>
+      </w:r>
+      <w:r>
+        <w:rPr>
+          <w:lang w:eastAsia="zh-CN"/>
+        </w:rPr>
+        <w:lastRenderedPageBreak/>
+        <w:t>纳入其中，表明政策层面对该领域的重视。但6G商用预计在2030年，当前仍处于标准制定和关键技术验证的早期阶段。</w:t>
       </w:r>
     </w:p>
     <w:p>
@@ -1982,14 +2015,7 @@
         <w:rPr>
           <w:lang w:eastAsia="zh-CN"/>
         </w:rPr>
-        <w:t>星间通信（卫星互联网）方面，中国GW星座规划12992颗卫星，但目前仅约30颗在轨[20]，距离大规模组网仍有较长距离。电信、联通、移动均已获得卫星通信业务许可，</w:t>
-      </w:r>
-      <w:r>
-        <w:rPr>
-          <w:lang w:eastAsia="zh-CN"/>
-        </w:rPr>
-        <w:lastRenderedPageBreak/>
-        <w:t>但在商业化的早期阶段，卫星通信对通信设备产业链的直接贡献有限。从投资视角来看，5G-A和6G星间通信更适合作为主题投资的"期权"而非核心持仓逻辑——它们在通信ETF中的权重虽然不小（中兴通讯等5G设备商在指数中权重较高），但其基本面驱动与AI Infra存在显著差异。投资者在选择通信ETF时需要认识到，5G-A/6G相关标的</w:t>
+        <w:t>星间通信（卫星互联网）方面，中国GW星座规划12992颗卫星，但目前仅约30颗在轨[20]，距离大规模组网仍有较长距离。电信、联通、移动均已获得卫星通信业务许可，但在商业化的早期阶段，卫星通信对通信设备产业链的直接贡献有限。从投资视角来看，5G-A和6G星间通信更适合作为主题投资的"期权"而非核心持仓逻辑——它们在通信ETF中的权重虽然不小（中兴通讯等5G设备商在指数中权重较高），但其基本面驱动与AI Infra存在显著差异。投资者在选择通信ETF时需要认识到，5G-A/6G相关标的</w:t>
       </w:r>
       <w:proofErr w:type="gramStart"/>
       <w:r>
@@ -2063,7 +2089,6 @@
       <w:pPr>
         <w:pStyle w:val="1"/>
         <w:rPr>
-          <w:rFonts w:hint="eastAsia"/>
           <w:lang w:eastAsia="zh-CN"/>
         </w:rPr>
       </w:pPr>
@@ -2142,7 +2167,6 @@
       <w:pPr>
         <w:pStyle w:val="21"/>
         <w:rPr>
-          <w:rFonts w:hint="eastAsia"/>
           <w:lang w:eastAsia="zh-CN"/>
         </w:rPr>
       </w:pPr>
@@ -2207,7 +2231,6 @@
       <w:pPr>
         <w:pStyle w:val="21"/>
         <w:rPr>
-          <w:rFonts w:hint="eastAsia"/>
           <w:lang w:eastAsia="zh-CN"/>
         </w:rPr>
       </w:pPr>
@@ -2332,7 +2355,14 @@
         <w:rPr>
           <w:lang w:eastAsia="zh-CN"/>
         </w:rPr>
-        <w:t>通信、东山精密、工业富联、立讯精密），权重合计约40%-45%。光</w:t>
+        <w:t>通信、东山精密、工业富联、立讯精密），权重合</w:t>
+      </w:r>
+      <w:r>
+        <w:rPr>
+          <w:lang w:eastAsia="zh-CN"/>
+        </w:rPr>
+        <w:lastRenderedPageBreak/>
+        <w:t>计约40%-45%。光</w:t>
       </w:r>
       <w:proofErr w:type="gramStart"/>
       <w:r>
@@ -2375,14 +2405,7 @@
         <w:rPr>
           <w:lang w:eastAsia="zh-CN"/>
         </w:rPr>
-        <w:t>但需要指出的是，515050的AI Infra纯度存在一定的"稀释"问题。其跟踪的931079指数包含40只成分股，行业分布为信息技术54%、通信服务40%、工业3%、可选消费</w:t>
-      </w:r>
-      <w:r>
-        <w:rPr>
-          <w:lang w:eastAsia="zh-CN"/>
-        </w:rPr>
-        <w:lastRenderedPageBreak/>
-        <w:t>2%[3]。中兴通讯（传统通信设备龙头）在指数中权重约5%-7%，</w:t>
+        <w:t>但需要指出的是，515050的AI Infra纯度存在一定的"稀释"问题。其跟踪的931079指数包含40只成分股，行业分布为信息技术54%、通信服务40%、工业3%、可选消费2%[3]。中兴通讯（传统通信设备龙头）在指数中权重约5%-7%，</w:t>
       </w:r>
       <w:proofErr w:type="gramStart"/>
       <w:r>
@@ -2456,7 +2479,6 @@
       <w:pPr>
         <w:pStyle w:val="21"/>
         <w:rPr>
-          <w:rFonts w:hint="eastAsia"/>
           <w:lang w:eastAsia="zh-CN"/>
         </w:rPr>
       </w:pPr>
@@ -2586,14 +2608,14 @@
       <w:pPr>
         <w:pStyle w:val="1"/>
         <w:rPr>
-          <w:rFonts w:hint="eastAsia"/>
-          <w:lang w:eastAsia="zh-CN"/>
-        </w:rPr>
-      </w:pPr>
-      <w:r>
-        <w:rPr>
-          <w:lang w:eastAsia="zh-CN"/>
-        </w:rPr>
+          <w:lang w:eastAsia="zh-CN"/>
+        </w:rPr>
+      </w:pPr>
+      <w:r>
+        <w:rPr>
+          <w:lang w:eastAsia="zh-CN"/>
+        </w:rPr>
+        <w:lastRenderedPageBreak/>
         <w:t>五、投</w:t>
       </w:r>
       <w:r>
@@ -2651,7 +2673,6 @@
       <w:pPr>
         <w:pStyle w:val="21"/>
         <w:rPr>
-          <w:rFonts w:hint="eastAsia"/>
           <w:lang w:eastAsia="zh-CN"/>
         </w:rPr>
       </w:pPr>
@@ -2702,14 +2723,7 @@
         <w:rPr>
           <w:lang w:eastAsia="zh-CN"/>
         </w:rPr>
-        <w:t>通信设备指数（代码931160），包含50只成分股。基金管理人为国泰基金，基金经理为艾小</w:t>
-      </w:r>
-      <w:r>
-        <w:rPr>
-          <w:lang w:eastAsia="zh-CN"/>
-        </w:rPr>
-        <w:lastRenderedPageBreak/>
-        <w:t>军。截至2025年11月，基金规模约120亿元[4][6]，在通信主题ETF中规模居前。管理费率为0.5%/年，托管费率为0.1%/年，与515050持平。通信行业权重75.83%，属于通信纯度较高的行业ETF[6]。</w:t>
+        <w:t>通信设备指数（代码931160），包含50只成分股。基金管理人为国泰基金，基金经理为艾小军。截至2025年11月，基金规模约120亿元[4][6]，在通信主题ETF中规模居前。管理费率为0.5%/年，托管费率为0.1%/年，与515050持平。通信行业权重75.83%，属于通信纯度较高的行业ETF[6]。</w:t>
       </w:r>
     </w:p>
     <w:p>
@@ -2751,7 +2765,6 @@
       <w:pPr>
         <w:pStyle w:val="21"/>
         <w:rPr>
-          <w:rFonts w:hint="eastAsia"/>
           <w:lang w:eastAsia="zh-CN"/>
         </w:rPr>
       </w:pPr>
@@ -2965,14 +2978,14 @@
       <w:pPr>
         <w:pStyle w:val="21"/>
         <w:rPr>
-          <w:rFonts w:hint="eastAsia"/>
-          <w:lang w:eastAsia="zh-CN"/>
-        </w:rPr>
-      </w:pPr>
-      <w:r>
-        <w:rPr>
-          <w:lang w:eastAsia="zh-CN"/>
-        </w:rPr>
+          <w:lang w:eastAsia="zh-CN"/>
+        </w:rPr>
+      </w:pPr>
+      <w:r>
+        <w:rPr>
+          <w:lang w:eastAsia="zh-CN"/>
+        </w:rPr>
+        <w:lastRenderedPageBreak/>
         <w:t>（三）</w:t>
       </w:r>
       <w:r>
@@ -3038,14 +3051,7 @@
         <w:rPr>
           <w:lang w:eastAsia="zh-CN"/>
         </w:rPr>
-        <w:t>"——回调幅度有限且快速收复，随后继续创出新</w:t>
-      </w:r>
-      <w:r>
-        <w:rPr>
-          <w:lang w:eastAsia="zh-CN"/>
-        </w:rPr>
-        <w:lastRenderedPageBreak/>
-        <w:t>高[22]。这种走势特征与AI Infra产业链的基本面高度一致：行业景气度持续上行，短期波动主要由市场情绪和资金面驱动而非基本面恶化。从周期弹性的角度评估，515880在上涨周期的弹性优于515050（更高的AI Infra纯度意味着更大的业绩弹性），在下跌周期的回撤也相对可控（传统通信标的</w:t>
+        <w:t>"——回调幅度有限且快速收复，随后继续创出新高[22]。这种走势特征与AI Infra产业链的基本面高度一致：行业景气度持续上行，短期波动主要由市场情绪和资金面驱动而非基本面恶化。从周期弹性的角度评估，515880在上涨周期的弹性优于515050（更高的AI Infra纯度意味着更大的业绩弹性），在下跌周期的回撤也相对可控（传统通信标的</w:t>
       </w:r>
       <w:proofErr w:type="gramStart"/>
       <w:r>
@@ -3101,7 +3107,6 @@
       <w:pPr>
         <w:pStyle w:val="21"/>
         <w:rPr>
-          <w:rFonts w:hint="eastAsia"/>
           <w:lang w:eastAsia="zh-CN"/>
         </w:rPr>
       </w:pPr>
@@ -3227,7 +3232,6 @@
       <w:pPr>
         <w:pStyle w:val="1"/>
         <w:rPr>
-          <w:rFonts w:hint="eastAsia"/>
           <w:lang w:eastAsia="zh-CN"/>
         </w:rPr>
       </w:pPr>
@@ -3257,7 +3261,14 @@
         <w:rPr>
           <w:lang w:eastAsia="zh-CN"/>
         </w:rPr>
-        <w:t>第一，北美CSP资本开支不及预期风险。当前通信ETF的核心投资逻辑建立在北美四大CSP持续大规模投资AI基础设施的假设之上。2026年四大CSP合计capex预计6000-6600亿美元[13]，但这一预测存在下调的可能。若AI应用的商业化回报不及预期（例如生成式AI的付费用户增长放缓、企业级AI部署进度延迟等），CSP可能在未来某一时刻收紧capex，从而冲击光模块和PCB的需求。历史经验表明，大型科技公司的capex调整往往来得突然且幅度较大，这是通信ETF投资者需要持续跟踪的核心变量。</w:t>
+        <w:t>第一，北美CSP资本开支不及预期风险。当前通信ETF的核心投资逻辑建立在北美四大CSP持续大规模投资AI基础设施的假设之上。2026年四大CSP合计capex预计6000-</w:t>
+      </w:r>
+      <w:r>
+        <w:rPr>
+          <w:lang w:eastAsia="zh-CN"/>
+        </w:rPr>
+        <w:lastRenderedPageBreak/>
+        <w:t>6600亿美元[13]，但这一预测存在下调的可能。若AI应用的商业化回报不及预期（例如生成式AI的付费用户增长放缓、企业级AI部署进度延迟等），CSP可能在未来某一时刻收紧capex，从而冲击光模块和PCB的需求。历史经验表明，大型科技公司的capex调整往往来得突然且幅度较大，这是通信ETF投资者需要持续跟踪的核心变量。</w:t>
       </w:r>
     </w:p>
     <w:p>
@@ -3279,21 +3290,14 @@
         <w:rPr>
           <w:lang w:eastAsia="zh-CN"/>
         </w:rPr>
-        <w:t>际旭创海外</w:t>
+        <w:t>际旭创海外营</w:t>
       </w:r>
       <w:proofErr w:type="gramEnd"/>
       <w:r>
         <w:rPr>
           <w:lang w:eastAsia="zh-CN"/>
         </w:rPr>
-        <w:t>营收占比86%，新易盛78%-94%）[18]，且上游DSP芯片依赖博通/Inphi等美国供应商。若美国进一步收紧对华科技出口管制，将光模块纳入管制范围（虽然目前尚未发生），或者</w:t>
-      </w:r>
-      <w:r>
-        <w:rPr>
-          <w:lang w:eastAsia="zh-CN"/>
-        </w:rPr>
-        <w:lastRenderedPageBreak/>
-        <w:t>限制博通等公司向中国企业供货，将对通信产业</w:t>
+        <w:t>收占比86%，新易盛78%-94%）[18]，且上游DSP芯片依赖博通/Inphi等美国供应商。若美国进一步收紧对华科技出口管制，将光模块纳入管制范围（虽然目前尚未发生），或者限制博通等公司向中国企业供货，将对通信产业</w:t>
       </w:r>
       <w:proofErr w:type="gramStart"/>
       <w:r>
@@ -3430,6 +3434,7 @@
       <w:pPr>
         <w:spacing w:after="40"/>
         <w:rPr>
+          <w:rFonts w:hint="eastAsia"/>
           <w:color w:val="888888"/>
           <w:sz w:val="18"/>
           <w:lang w:eastAsia="zh-CN"/>
@@ -3448,6 +3453,7 @@
       <w:pPr>
         <w:spacing w:after="40"/>
         <w:rPr>
+          <w:rFonts w:hint="eastAsia"/>
           <w:color w:val="888888"/>
           <w:sz w:val="18"/>
           <w:lang w:eastAsia="zh-CN"/>
@@ -3459,6 +3465,7 @@
           <w:sz w:val="18"/>
           <w:lang w:eastAsia="zh-CN"/>
         </w:rPr>
+        <w:lastRenderedPageBreak/>
         <w:t xml:space="preserve">[13] https://36kr.com/p/3671485690634882  </w:t>
       </w:r>
     </w:p>
@@ -3466,6 +3473,7 @@
       <w:pPr>
         <w:spacing w:after="40"/>
         <w:rPr>
+          <w:rFonts w:hint="eastAsia"/>
           <w:color w:val="888888"/>
           <w:sz w:val="18"/>
           <w:lang w:eastAsia="zh-CN"/>
@@ -3484,6 +3492,7 @@
       <w:pPr>
         <w:spacing w:after="40"/>
         <w:rPr>
+          <w:rFonts w:hint="eastAsia"/>
           <w:color w:val="888888"/>
           <w:sz w:val="18"/>
           <w:lang w:eastAsia="zh-CN"/>
@@ -3560,7 +3569,6 @@
         <w:rPr>
           <w:sz w:val="17"/>
         </w:rPr>
-        <w:lastRenderedPageBreak/>
         <w:t>[1] 新浪财经，515050十大权重（2026/3/31），https://finance.sina.com.cn/jjxw/2026-04-01/doc-inhsyncf5071955.shtml</w:t>
       </w:r>
     </w:p>
@@ -3903,6 +3911,7 @@
         <w:rPr>
           <w:sz w:val="17"/>
         </w:rPr>
+        <w:lastRenderedPageBreak/>
         <w:t>[23] 腾讯新闻，515050前十大权重62.27%，https://news.qq.com/rain/a/20250926A04OKI00</w:t>
       </w:r>
     </w:p>
